--- a/testakten/sozialrecht-pflegegrad-demenz-nachtwache-trier/06_kostenvoranschlag_nachtwache_2026-06-28.docx
+++ b/testakten/sozialrecht-pflegegrad-demenz-nachtwache-trier/06_kostenvoranschlag_nachtwache_2026-06-28.docx
@@ -4,56 +4,761 @@
   <w:body>
     <w:p>
       <w:pPr>
-        <w:spacing w:after="120" w:line="259" w:lineRule="auto"/>
-        <w:jc w:val="left"/>
+        <w:spacing w:after="180"/>
       </w:pPr>
       <w:r>
         <w:rPr>
-          <w:rFonts w:ascii="Times New Roman" w:hAnsi="Times New Roman"/>
+          <w:rFonts w:ascii="Arial" w:hAnsi="Arial" w:eastAsia="Arial"/>
+          <w:b/>
+          <w:color w:val="5C6569"/>
+          <w:sz w:val="16"/>
+        </w:rPr>
+        <w:t>KOSTENVORANSCHLAG</w:t>
+      </w:r>
+    </w:p>
+    <w:p>
+      <w:pPr>
+        <w:spacing w:after="100"/>
+      </w:pPr>
+      <w:r>
+        <w:rPr>
+          <w:rFonts w:ascii="Arial" w:hAnsi="Arial" w:eastAsia="Arial"/>
           <w:b w:val="0"/>
-          <w:i w:val="0"/>
-          <w:sz w:val="22"/>
+          <w:color w:val="5C6569"/>
+          <w:sz w:val="14"/>
         </w:rPr>
-        <w:t>Kanzlei Ahlers und Brinkmann | Aktenzeichen intern 2026-SOZ-8840</w:t>
+        <w:t>Ambulanter Pflegedienst Porta Nigra GmbH · Matthiasstraße 44 · 54290 Trier</w:t>
+      </w:r>
+    </w:p>
+    <w:p>
+      <w:pPr>
+        <w:spacing w:after="0"/>
+      </w:pPr>
+      <w:r>
+        <w:rPr>
+          <w:rFonts w:ascii="Arial" w:hAnsi="Arial" w:eastAsia="Arial"/>
+          <w:b w:val="0"/>
+          <w:sz w:val="18"/>
+        </w:rPr>
+        <w:t>Frau Mara Birk</w:t>
+      </w:r>
+    </w:p>
+    <w:p>
+      <w:pPr>
+        <w:spacing w:after="0"/>
+      </w:pPr>
+      <w:r>
+        <w:rPr>
+          <w:rFonts w:ascii="Arial" w:hAnsi="Arial" w:eastAsia="Arial"/>
+          <w:b w:val="0"/>
+          <w:sz w:val="18"/>
+        </w:rPr>
+        <w:t>Im Speyer 19</w:t>
+      </w:r>
+    </w:p>
+    <w:p>
+      <w:pPr>
+        <w:spacing w:after="0"/>
+      </w:pPr>
+      <w:r>
+        <w:rPr>
+          <w:rFonts w:ascii="Arial" w:hAnsi="Arial" w:eastAsia="Arial"/>
+          <w:b w:val="0"/>
+          <w:sz w:val="18"/>
+        </w:rPr>
+        <w:t>54294 Trier</w:t>
+      </w:r>
+    </w:p>
+    <w:p>
+      <w:pPr>
+        <w:spacing w:after="0"/>
+      </w:pPr>
+      <w:r>
+        <w:rPr>
+          <w:rFonts w:ascii="Arial" w:hAnsi="Arial" w:eastAsia="Arial"/>
+          <w:b w:val="0"/>
+          <w:sz w:val="18"/>
+        </w:rPr>
+        <w:t>für Herrn Anton Birk</w:t>
+      </w:r>
+    </w:p>
+    <w:p/>
+    <w:tbl>
+      <w:tblPr>
+        <w:tblW w:type="auto" w:w="0"/>
+        <w:jc w:val="right"/>
+        <w:tblLayout w:type="fixed"/>
+        <w:tblLook w:firstColumn="1" w:firstRow="1" w:lastColumn="0" w:lastRow="0" w:noHBand="0" w:noVBand="1" w:val="04A0"/>
+      </w:tblPr>
+      <w:tblGrid>
+        <w:gridCol w:w="4720"/>
+        <w:gridCol w:w="4720"/>
+      </w:tblGrid>
+      <w:tr>
+        <w:tc>
+          <w:tcPr>
+            <w:tcW w:type="dxa" w:w="1757"/>
+          </w:tcPr>
+          <w:p>
+            <w:r>
+              <w:rPr>
+                <w:rFonts w:ascii="Arial" w:hAnsi="Arial" w:eastAsia="Arial"/>
+                <w:b/>
+                <w:color w:val="5C6569"/>
+                <w:sz w:val="16"/>
+              </w:rPr>
+              <w:t>Datum</w:t>
+            </w:r>
+          </w:p>
+        </w:tc>
+        <w:tc>
+          <w:tcPr>
+            <w:tcW w:type="dxa" w:w="2948"/>
+          </w:tcPr>
+          <w:p>
+            <w:r>
+              <w:rPr>
+                <w:rFonts w:ascii="Arial" w:hAnsi="Arial" w:eastAsia="Arial"/>
+                <w:b w:val="0"/>
+                <w:sz w:val="16"/>
+              </w:rPr>
+              <w:t>28. Juni 2026</w:t>
+            </w:r>
+          </w:p>
+        </w:tc>
+      </w:tr>
+      <w:tr>
+        <w:tc>
+          <w:tcPr>
+            <w:tcW w:type="dxa" w:w="1757"/>
+          </w:tcPr>
+          <w:p>
+            <w:r>
+              <w:rPr>
+                <w:rFonts w:ascii="Arial" w:hAnsi="Arial" w:eastAsia="Arial"/>
+                <w:b/>
+                <w:color w:val="5C6569"/>
+                <w:sz w:val="16"/>
+              </w:rPr>
+              <w:t>Aktenzeichen</w:t>
+            </w:r>
+          </w:p>
+        </w:tc>
+        <w:tc>
+          <w:tcPr>
+            <w:tcW w:type="dxa" w:w="2948"/>
+          </w:tcPr>
+          <w:p>
+            <w:r>
+              <w:rPr>
+                <w:rFonts w:ascii="Arial" w:hAnsi="Arial" w:eastAsia="Arial"/>
+                <w:b w:val="0"/>
+                <w:sz w:val="16"/>
+              </w:rPr>
+              <w:t>PN-26-771 / Kunde 18442</w:t>
+            </w:r>
+          </w:p>
+        </w:tc>
+      </w:tr>
+      <w:tr>
+        <w:tc>
+          <w:tcPr>
+            <w:tcW w:type="dxa" w:w="1757"/>
+          </w:tcPr>
+          <w:p>
+            <w:r>
+              <w:rPr>
+                <w:rFonts w:ascii="Arial" w:hAnsi="Arial" w:eastAsia="Arial"/>
+                <w:b/>
+                <w:color w:val="5C6569"/>
+                <w:sz w:val="16"/>
+              </w:rPr>
+              <w:t>Bearbeitung</w:t>
+            </w:r>
+          </w:p>
+        </w:tc>
+        <w:tc>
+          <w:tcPr>
+            <w:tcW w:type="dxa" w:w="2948"/>
+          </w:tcPr>
+          <w:p>
+            <w:r>
+              <w:rPr>
+                <w:rFonts w:ascii="Arial" w:hAnsi="Arial" w:eastAsia="Arial"/>
+                <w:b w:val="0"/>
+                <w:sz w:val="16"/>
+              </w:rPr>
+              <w:t>Iris Hennen</w:t>
+            </w:r>
+          </w:p>
+        </w:tc>
+      </w:tr>
+    </w:tbl>
+    <w:p/>
+    <w:p>
+      <w:pPr>
+        <w:pStyle w:val="Title"/>
+      </w:pPr>
+      <w:r>
+        <w:rPr>
+          <w:rFonts w:ascii="Arial" w:hAnsi="Arial" w:eastAsia="Arial"/>
+          <w:b/>
+          <w:color w:val="173941"/>
+          <w:sz w:val="34"/>
+        </w:rPr>
+        <w:t>Nachtbereitschaft in der Wohnung Eurener Straße 204</w:t>
+      </w:r>
+    </w:p>
+    <w:p>
+      <w:pPr>
+        <w:jc w:val="both"/>
+      </w:pPr>
+      <w:r>
+        <w:rPr>
+          <w:rFonts w:ascii="Arial" w:hAnsi="Arial" w:eastAsia="Arial"/>
+          <w:b w:val="0"/>
+          <w:sz w:val="21"/>
+        </w:rPr>
+        <w:t>Sehr geehrte Frau Birk,</w:t>
       </w:r>
     </w:p>
     <w:p>
       <w:pPr>
         <w:pStyle w:val="Heading1"/>
-        <w:spacing w:before="120" w:after="60" w:line="259" w:lineRule="auto"/>
       </w:pPr>
       <w:r>
-        <w:rPr>
-          <w:rFonts w:ascii="Times New Roman" w:hAnsi="Times New Roman"/>
-          <w:b/>
-          <w:sz w:val="22"/>
-        </w:rPr>
-        <w:t>Kostenvoranschlag Nachtwache</w:t>
+        <w:t>1. Leistungszeitraum</w:t>
       </w:r>
     </w:p>
     <w:p>
       <w:pPr>
-        <w:spacing w:line="259" w:lineRule="auto" w:after="60"/>
         <w:jc w:val="both"/>
       </w:pPr>
       <w:r>
-        <w:t>Ambulanter Pflegedienst Porta Nigra bietet für 20 Nächte eine Nachtbereitschaft von 21:30 Uhr bis 06:30 Uhr an. Stundensatz, Wegepauschale und Wochenendzuschlag sind ausgewiesen.</w:t>
+        <w:rPr>
+          <w:rFonts w:ascii="Arial" w:hAnsi="Arial" w:eastAsia="Arial"/>
+          <w:b w:val="0"/>
+          <w:sz w:val="21"/>
+        </w:rPr>
+        <w:t>Wir bieten für den Zeitraum 1. bis 20. Juli 2026 eine Nachtbereitschaft von 21:30 Uhr bis 06:30 Uhr in der Wohnung Ihres Vaters an. Eine Pflegefachkraft ist an sechs Nächten, eine geschulte Betreuungskraft an vierzehn Nächten vorgesehen. Die konkrete Dienstplanung erfolgt nach Annahme.</w:t>
       </w:r>
     </w:p>
     <w:p>
       <w:pPr>
-        <w:spacing w:line="259" w:lineRule="auto" w:after="60"/>
+        <w:pStyle w:val="Heading1"/>
+      </w:pPr>
+      <w:r>
+        <w:t>2. Leistungen</w:t>
+      </w:r>
+    </w:p>
+    <w:p>
+      <w:pPr>
         <w:jc w:val="both"/>
       </w:pPr>
       <w:r>
-        <w:t>Die Einrichtung weist darauf hin, dass kein Platz in der Tagespflege kurzfristig frei ist.</w:t>
+        <w:rPr>
+          <w:rFonts w:ascii="Arial" w:hAnsi="Arial" w:eastAsia="Arial"/>
+          <w:b w:val="0"/>
+          <w:sz w:val="21"/>
+        </w:rPr>
+        <w:t>Enthalten sind Anwesenheit, Kontrolle von Wohnungstür und Herd, Hilfe beim nächtlichen Toilettengang, Orientierung und Beruhigung, Dokumentation von Ereignissen, zweimalige Kontrollrunde sowie telefonische Rückmeldung an Sie bei Sturz, Verlassen der Wohnung oder akuter gesundheitlicher Veränderung. Medizinische Behandlungspflege erfolgt nur aufgrund gesonderter Verordnung.</w:t>
+      </w:r>
+    </w:p>
+    <w:p>
+      <w:pPr>
+        <w:pStyle w:val="Heading1"/>
+      </w:pPr>
+      <w:r>
+        <w:t>3. Preis</w:t>
+      </w:r>
+    </w:p>
+    <w:tbl>
+      <w:tblPr>
+        <w:tblStyle w:val="TableGrid"/>
+        <w:tblW w:type="auto" w:w="0"/>
+        <w:jc w:val="center"/>
+        <w:tblLayout w:type="fixed"/>
+        <w:tblLook w:firstColumn="1" w:firstRow="1" w:lastColumn="0" w:lastRow="0" w:noHBand="0" w:noVBand="1" w:val="04A0"/>
+      </w:tblPr>
+      <w:tblGrid>
+        <w:gridCol w:w="2360"/>
+        <w:gridCol w:w="2360"/>
+        <w:gridCol w:w="2360"/>
+        <w:gridCol w:w="2360"/>
+      </w:tblGrid>
+      <w:tr>
+        <w:trPr>
+          <w:tblHeader w:val="true"/>
+        </w:trPr>
+        <w:tc>
+          <w:tcPr>
+            <w:tcW w:type="dxa" w:w="4195"/>
+            <w:shd w:fill="E7EFF1"/>
+            <w:vAlign w:val="center"/>
+          </w:tcPr>
+          <w:p>
+            <w:r>
+              <w:rPr>
+                <w:rFonts w:ascii="Arial" w:hAnsi="Arial" w:eastAsia="Arial"/>
+                <w:b/>
+                <w:color w:val="173941"/>
+                <w:sz w:val="17"/>
+              </w:rPr>
+              <w:t>Position</w:t>
+            </w:r>
+          </w:p>
+        </w:tc>
+        <w:tc>
+          <w:tcPr>
+            <w:tcW w:type="dxa" w:w="1587"/>
+            <w:shd w:fill="E7EFF1"/>
+            <w:vAlign w:val="center"/>
+          </w:tcPr>
+          <w:p>
+            <w:r>
+              <w:rPr>
+                <w:rFonts w:ascii="Arial" w:hAnsi="Arial" w:eastAsia="Arial"/>
+                <w:b/>
+                <w:color w:val="173941"/>
+                <w:sz w:val="17"/>
+              </w:rPr>
+              <w:t>Menge</w:t>
+            </w:r>
+          </w:p>
+        </w:tc>
+        <w:tc>
+          <w:tcPr>
+            <w:tcW w:type="dxa" w:w="1814"/>
+            <w:shd w:fill="E7EFF1"/>
+            <w:vAlign w:val="center"/>
+          </w:tcPr>
+          <w:p>
+            <w:r>
+              <w:rPr>
+                <w:rFonts w:ascii="Arial" w:hAnsi="Arial" w:eastAsia="Arial"/>
+                <w:b/>
+                <w:color w:val="173941"/>
+                <w:sz w:val="17"/>
+              </w:rPr>
+              <w:t>Einzelpreis</w:t>
+            </w:r>
+          </w:p>
+        </w:tc>
+        <w:tc>
+          <w:tcPr>
+            <w:tcW w:type="dxa" w:w="1814"/>
+            <w:shd w:fill="E7EFF1"/>
+            <w:vAlign w:val="center"/>
+          </w:tcPr>
+          <w:p>
+            <w:r>
+              <w:rPr>
+                <w:rFonts w:ascii="Arial" w:hAnsi="Arial" w:eastAsia="Arial"/>
+                <w:b/>
+                <w:color w:val="173941"/>
+                <w:sz w:val="17"/>
+              </w:rPr>
+              <w:t>Gesamt</w:t>
+            </w:r>
+          </w:p>
+        </w:tc>
+      </w:tr>
+      <w:tr>
+        <w:tc>
+          <w:tcPr>
+            <w:tcW w:type="dxa" w:w="4195"/>
+            <w:vAlign w:val="top"/>
+          </w:tcPr>
+          <w:p>
+            <w:r>
+              <w:rPr>
+                <w:rFonts w:ascii="Arial" w:hAnsi="Arial" w:eastAsia="Arial"/>
+                <w:b w:val="0"/>
+                <w:sz w:val="16"/>
+              </w:rPr>
+              <w:t>Nachtbereitschaft Betreuungskraft, 9 Stunden</w:t>
+            </w:r>
+          </w:p>
+        </w:tc>
+        <w:tc>
+          <w:tcPr>
+            <w:tcW w:type="dxa" w:w="1587"/>
+            <w:vAlign w:val="top"/>
+          </w:tcPr>
+          <w:p>
+            <w:r>
+              <w:rPr>
+                <w:rFonts w:ascii="Arial" w:hAnsi="Arial" w:eastAsia="Arial"/>
+                <w:b w:val="0"/>
+                <w:sz w:val="16"/>
+              </w:rPr>
+              <w:t>14 Nächte</w:t>
+            </w:r>
+          </w:p>
+        </w:tc>
+        <w:tc>
+          <w:tcPr>
+            <w:tcW w:type="dxa" w:w="1814"/>
+            <w:vAlign w:val="top"/>
+          </w:tcPr>
+          <w:p>
+            <w:r>
+              <w:rPr>
+                <w:rFonts w:ascii="Arial" w:hAnsi="Arial" w:eastAsia="Arial"/>
+                <w:b w:val="0"/>
+                <w:sz w:val="16"/>
+              </w:rPr>
+              <w:t>178,00 EUR</w:t>
+            </w:r>
+          </w:p>
+        </w:tc>
+        <w:tc>
+          <w:tcPr>
+            <w:tcW w:type="dxa" w:w="1814"/>
+            <w:vAlign w:val="top"/>
+          </w:tcPr>
+          <w:p>
+            <w:r>
+              <w:rPr>
+                <w:rFonts w:ascii="Arial" w:hAnsi="Arial" w:eastAsia="Arial"/>
+                <w:b w:val="0"/>
+                <w:sz w:val="16"/>
+              </w:rPr>
+              <w:t>2492,00 EUR</w:t>
+            </w:r>
+          </w:p>
+        </w:tc>
+      </w:tr>
+      <w:tr>
+        <w:tc>
+          <w:tcPr>
+            <w:tcW w:type="dxa" w:w="4195"/>
+            <w:vAlign w:val="top"/>
+          </w:tcPr>
+          <w:p>
+            <w:r>
+              <w:rPr>
+                <w:rFonts w:ascii="Arial" w:hAnsi="Arial" w:eastAsia="Arial"/>
+                <w:b w:val="0"/>
+                <w:sz w:val="16"/>
+              </w:rPr>
+              <w:t>Nachtbereitschaft Pflegefachkraft, 9 Stunden</w:t>
+            </w:r>
+          </w:p>
+        </w:tc>
+        <w:tc>
+          <w:tcPr>
+            <w:tcW w:type="dxa" w:w="1587"/>
+            <w:vAlign w:val="top"/>
+          </w:tcPr>
+          <w:p>
+            <w:r>
+              <w:rPr>
+                <w:rFonts w:ascii="Arial" w:hAnsi="Arial" w:eastAsia="Arial"/>
+                <w:b w:val="0"/>
+                <w:sz w:val="16"/>
+              </w:rPr>
+              <w:t>6 Nächte</w:t>
+            </w:r>
+          </w:p>
+        </w:tc>
+        <w:tc>
+          <w:tcPr>
+            <w:tcW w:type="dxa" w:w="1814"/>
+            <w:vAlign w:val="top"/>
+          </w:tcPr>
+          <w:p>
+            <w:r>
+              <w:rPr>
+                <w:rFonts w:ascii="Arial" w:hAnsi="Arial" w:eastAsia="Arial"/>
+                <w:b w:val="0"/>
+                <w:sz w:val="16"/>
+              </w:rPr>
+              <w:t>244,00 EUR</w:t>
+            </w:r>
+          </w:p>
+        </w:tc>
+        <w:tc>
+          <w:tcPr>
+            <w:tcW w:type="dxa" w:w="1814"/>
+            <w:vAlign w:val="top"/>
+          </w:tcPr>
+          <w:p>
+            <w:r>
+              <w:rPr>
+                <w:rFonts w:ascii="Arial" w:hAnsi="Arial" w:eastAsia="Arial"/>
+                <w:b w:val="0"/>
+                <w:sz w:val="16"/>
+              </w:rPr>
+              <w:t>1464,00 EUR</w:t>
+            </w:r>
+          </w:p>
+        </w:tc>
+      </w:tr>
+      <w:tr>
+        <w:tc>
+          <w:tcPr>
+            <w:tcW w:type="dxa" w:w="4195"/>
+            <w:vAlign w:val="top"/>
+          </w:tcPr>
+          <w:p>
+            <w:r>
+              <w:rPr>
+                <w:rFonts w:ascii="Arial" w:hAnsi="Arial" w:eastAsia="Arial"/>
+                <w:b w:val="0"/>
+                <w:sz w:val="16"/>
+              </w:rPr>
+              <w:t>Wegepauschale</w:t>
+            </w:r>
+          </w:p>
+        </w:tc>
+        <w:tc>
+          <w:tcPr>
+            <w:tcW w:type="dxa" w:w="1587"/>
+            <w:vAlign w:val="top"/>
+          </w:tcPr>
+          <w:p>
+            <w:r>
+              <w:rPr>
+                <w:rFonts w:ascii="Arial" w:hAnsi="Arial" w:eastAsia="Arial"/>
+                <w:b w:val="0"/>
+                <w:sz w:val="16"/>
+              </w:rPr>
+              <w:t>20 Einsätze</w:t>
+            </w:r>
+          </w:p>
+        </w:tc>
+        <w:tc>
+          <w:tcPr>
+            <w:tcW w:type="dxa" w:w="1814"/>
+            <w:vAlign w:val="top"/>
+          </w:tcPr>
+          <w:p>
+            <w:r>
+              <w:rPr>
+                <w:rFonts w:ascii="Arial" w:hAnsi="Arial" w:eastAsia="Arial"/>
+                <w:b w:val="0"/>
+                <w:sz w:val="16"/>
+              </w:rPr>
+              <w:t>8,50 EUR</w:t>
+            </w:r>
+          </w:p>
+        </w:tc>
+        <w:tc>
+          <w:tcPr>
+            <w:tcW w:type="dxa" w:w="1814"/>
+            <w:vAlign w:val="top"/>
+          </w:tcPr>
+          <w:p>
+            <w:r>
+              <w:rPr>
+                <w:rFonts w:ascii="Arial" w:hAnsi="Arial" w:eastAsia="Arial"/>
+                <w:b w:val="0"/>
+                <w:sz w:val="16"/>
+              </w:rPr>
+              <w:t>170,00 EUR</w:t>
+            </w:r>
+          </w:p>
+        </w:tc>
+      </w:tr>
+      <w:tr>
+        <w:tc>
+          <w:tcPr>
+            <w:tcW w:type="dxa" w:w="4195"/>
+            <w:vAlign w:val="top"/>
+          </w:tcPr>
+          <w:p>
+            <w:r>
+              <w:rPr>
+                <w:rFonts w:ascii="Arial" w:hAnsi="Arial" w:eastAsia="Arial"/>
+                <w:b w:val="0"/>
+                <w:sz w:val="16"/>
+              </w:rPr>
+              <w:t>Wochenendzuschlag</w:t>
+            </w:r>
+          </w:p>
+        </w:tc>
+        <w:tc>
+          <w:tcPr>
+            <w:tcW w:type="dxa" w:w="1587"/>
+            <w:vAlign w:val="top"/>
+          </w:tcPr>
+          <w:p>
+            <w:r>
+              <w:rPr>
+                <w:rFonts w:ascii="Arial" w:hAnsi="Arial" w:eastAsia="Arial"/>
+                <w:b w:val="0"/>
+                <w:sz w:val="16"/>
+              </w:rPr>
+              <w:t>3 Nächte</w:t>
+            </w:r>
+          </w:p>
+        </w:tc>
+        <w:tc>
+          <w:tcPr>
+            <w:tcW w:type="dxa" w:w="1814"/>
+            <w:vAlign w:val="top"/>
+          </w:tcPr>
+          <w:p>
+            <w:r>
+              <w:rPr>
+                <w:rFonts w:ascii="Arial" w:hAnsi="Arial" w:eastAsia="Arial"/>
+                <w:b w:val="0"/>
+                <w:sz w:val="16"/>
+              </w:rPr>
+              <w:t>18,00 EUR</w:t>
+            </w:r>
+          </w:p>
+        </w:tc>
+        <w:tc>
+          <w:tcPr>
+            <w:tcW w:type="dxa" w:w="1814"/>
+            <w:vAlign w:val="top"/>
+          </w:tcPr>
+          <w:p>
+            <w:r>
+              <w:rPr>
+                <w:rFonts w:ascii="Arial" w:hAnsi="Arial" w:eastAsia="Arial"/>
+                <w:b w:val="0"/>
+                <w:sz w:val="16"/>
+              </w:rPr>
+              <w:t>54,00 EUR</w:t>
+            </w:r>
+          </w:p>
+        </w:tc>
+      </w:tr>
+      <w:tr>
+        <w:tc>
+          <w:tcPr>
+            <w:tcW w:type="dxa" w:w="4195"/>
+            <w:vAlign w:val="top"/>
+          </w:tcPr>
+          <w:p>
+            <w:r>
+              <w:rPr>
+                <w:rFonts w:ascii="Arial" w:hAnsi="Arial" w:eastAsia="Arial"/>
+                <w:b w:val="0"/>
+                <w:sz w:val="16"/>
+              </w:rPr>
+              <w:t>Gesamtbetrag</w:t>
+            </w:r>
+          </w:p>
+        </w:tc>
+        <w:tc>
+          <w:tcPr>
+            <w:tcW w:type="dxa" w:w="1587"/>
+            <w:vAlign w:val="top"/>
+          </w:tcPr>
+          <w:p>
+            <w:r>
+              <w:rPr>
+                <w:rFonts w:ascii="Arial" w:hAnsi="Arial" w:eastAsia="Arial"/>
+                <w:b w:val="0"/>
+                <w:sz w:val="16"/>
+              </w:rPr>
+            </w:r>
+          </w:p>
+        </w:tc>
+        <w:tc>
+          <w:tcPr>
+            <w:tcW w:type="dxa" w:w="1814"/>
+            <w:vAlign w:val="top"/>
+          </w:tcPr>
+          <w:p>
+            <w:r>
+              <w:rPr>
+                <w:rFonts w:ascii="Arial" w:hAnsi="Arial" w:eastAsia="Arial"/>
+                <w:b w:val="0"/>
+                <w:sz w:val="16"/>
+              </w:rPr>
+            </w:r>
+          </w:p>
+        </w:tc>
+        <w:tc>
+          <w:tcPr>
+            <w:tcW w:type="dxa" w:w="1814"/>
+            <w:vAlign w:val="top"/>
+          </w:tcPr>
+          <w:p>
+            <w:r>
+              <w:rPr>
+                <w:rFonts w:ascii="Arial" w:hAnsi="Arial" w:eastAsia="Arial"/>
+                <w:b w:val="0"/>
+                <w:sz w:val="16"/>
+              </w:rPr>
+              <w:t>4180,00 EUR</w:t>
+            </w:r>
+          </w:p>
+        </w:tc>
+      </w:tr>
+    </w:tbl>
+    <w:p/>
+    <w:p>
+      <w:pPr>
+        <w:pStyle w:val="Heading1"/>
+      </w:pPr>
+      <w:r>
+        <w:t>4. Abrechnung</w:t>
+      </w:r>
+    </w:p>
+    <w:p>
+      <w:pPr>
+        <w:jc w:val="both"/>
+      </w:pPr>
+      <w:r>
+        <w:rPr>
+          <w:rFonts w:ascii="Arial" w:hAnsi="Arial" w:eastAsia="Arial"/>
+          <w:b w:val="0"/>
+          <w:sz w:val="21"/>
+        </w:rPr>
+        <w:t>Die Abrechnung erfolgt nach tatsächlich erbrachten Nächten. Stornierungen bis 12:00 Uhr am Vortag sind kostenfrei; danach werden 50 Prozent des geplanten Einsatzes berechnet. Eine Kostenübernahme durch Pflegekasse oder Sozialhilfeträger wird von uns nicht zugesagt.</w:t>
+      </w:r>
+    </w:p>
+    <w:p>
+      <w:pPr>
+        <w:jc w:val="both"/>
+      </w:pPr>
+      <w:r>
+        <w:rPr>
+          <w:rFonts w:ascii="Arial" w:hAnsi="Arial" w:eastAsia="Arial"/>
+          <w:b w:val="0"/>
+          <w:sz w:val="21"/>
+        </w:rPr>
+        <w:t>Bitte senden Sie die unterzeichnete Annahme bis zum 30. Juni 2026, 12:00 Uhr, zurück.</w:t>
+      </w:r>
+    </w:p>
+    <w:p>
+      <w:pPr>
+        <w:spacing w:before="280"/>
+      </w:pPr>
+      <w:r>
+        <w:rPr>
+          <w:rFonts w:ascii="Arial" w:hAnsi="Arial" w:eastAsia="Arial"/>
+          <w:b/>
+          <w:sz w:val="21"/>
+        </w:rPr>
+        <w:t>Iris Hennen</w:t>
+      </w:r>
+    </w:p>
+    <w:p>
+      <w:pPr>
+        <w:spacing w:after="0"/>
+      </w:pPr>
+      <w:r>
+        <w:rPr>
+          <w:rFonts w:ascii="Arial" w:hAnsi="Arial" w:eastAsia="Arial"/>
+          <w:b w:val="0"/>
+          <w:color w:val="5C6569"/>
+          <w:sz w:val="18"/>
+        </w:rPr>
+        <w:t>Geschäftsführerin</w:t>
       </w:r>
     </w:p>
     <w:sectPr>
       <w:headerReference w:type="default" r:id="rId9"/>
       <w:footerReference w:type="default" r:id="rId10"/>
-      <w:pgSz w:w="12240" w:h="15840"/>
-      <w:pgMar w:top="1191" w:right="1247" w:bottom="1134" w:left="1361" w:header="720" w:footer="720" w:gutter="0"/>
+      <w:pgSz w:w="11906" w:h="16838"/>
+      <w:pgMar w:top="1247" w:right="1134" w:bottom="1134" w:left="1332" w:header="454" w:footer="454" w:gutter="0"/>
       <w:cols w:space="720"/>
       <w:docGrid w:linePitch="360"/>
     </w:sectPr>
@@ -66,19 +771,68 @@
   <w:p>
     <w:pPr>
       <w:pStyle w:val="Footer"/>
-      <w:jc w:val="left"/>
-    </w:pPr>
-    <w:r/>
-    <w:r>
-      <w:rPr>
-        <w:rFonts w:ascii="Times New Roman" w:hAnsi="Times New Roman"/>
-        <w:b w:val="0"/>
-        <w:color w:val="777777"/>
-        <w:sz w:val="17"/>
-      </w:rPr>
-      <w:t>Vertraulich | Bearbeitungsstand Juli 2026 | nur zur Aktenbearbeitung</w:t>
-    </w:r>
+    </w:pPr>
   </w:p>
+  <w:tbl>
+    <w:tblPr>
+      <w:tblW w:type="auto" w:w="0"/>
+      <w:jc w:val="center"/>
+      <w:tblLayout w:type="fixed"/>
+      <w:tblLook w:firstColumn="1" w:firstRow="1" w:lastColumn="0" w:lastRow="0" w:noHBand="0" w:noVBand="1" w:val="04A0"/>
+    </w:tblPr>
+    <w:tblGrid>
+      <w:gridCol w:w="7257"/>
+      <w:gridCol w:w="2154"/>
+    </w:tblGrid>
+    <w:tr>
+      <w:tc>
+        <w:tcPr>
+          <w:tcW w:type="dxa" w:w="7257"/>
+        </w:tcPr>
+        <w:p>
+          <w:r>
+            <w:rPr>
+              <w:rFonts w:ascii="Arial" w:hAnsi="Arial" w:eastAsia="Arial"/>
+              <w:b w:val="0"/>
+              <w:color w:val="5C6569"/>
+              <w:sz w:val="14"/>
+            </w:rPr>
+            <w:t>Angebot PN-26-771 · gültig bis 15. Juli 2026</w:t>
+          </w:r>
+        </w:p>
+      </w:tc>
+      <w:tc>
+        <w:tcPr>
+          <w:tcW w:type="dxa" w:w="2154"/>
+        </w:tcPr>
+        <w:p>
+          <w:pPr>
+            <w:jc w:val="right"/>
+          </w:pPr>
+          <w:r>
+            <w:rPr>
+              <w:rFonts w:ascii="Arial" w:hAnsi="Arial" w:eastAsia="Arial"/>
+              <w:b w:val="0"/>
+              <w:color w:val="5C6569"/>
+              <w:sz w:val="14"/>
+            </w:rPr>
+            <w:t xml:space="preserve">Seite </w:t>
+          </w:r>
+          <w:r>
+            <w:rPr>
+              <w:rFonts w:ascii="Arial" w:hAnsi="Arial" w:eastAsia="Arial"/>
+              <w:b w:val="0"/>
+              <w:color w:val="5C6569"/>
+              <w:sz w:val="14"/>
+            </w:rPr>
+            <w:fldChar w:fldCharType="begin"/>
+            <w:instrText xml:space="preserve">PAGE</w:instrText>
+            <w:fldChar w:fldCharType="end"/>
+          </w:r>
+        </w:p>
+      </w:tc>
+    </w:tr>
+  </w:tbl>
 </w:ftr>
 </file>
 
@@ -87,18 +841,58 @@
   <w:p>
     <w:pPr>
       <w:pStyle w:val="Header"/>
-      <w:jc w:val="left"/>
-    </w:pPr>
-    <w:r/>
+      <w:spacing w:after="20"/>
+    </w:pPr>
     <w:r>
       <w:rPr>
-        <w:rFonts w:ascii="Times New Roman" w:hAnsi="Times New Roman"/>
+        <w:rFonts w:ascii="Arial" w:hAnsi="Arial" w:eastAsia="Arial"/>
+        <w:b/>
+        <w:color w:val="173941"/>
+        <w:sz w:val="19"/>
+      </w:rPr>
+      <w:t>Ambulanter Pflegedienst Porta Nigra GmbH</w:t>
+    </w:r>
+  </w:p>
+  <w:p>
+    <w:pPr>
+      <w:spacing w:after="0"/>
+    </w:pPr>
+    <w:r>
+      <w:rPr>
+        <w:rFonts w:ascii="Arial" w:hAnsi="Arial" w:eastAsia="Arial"/>
         <w:b w:val="0"/>
-        <w:i w:val="0"/>
-        <w:color w:val="666666"/>
-        <w:sz w:val="17"/>
-      </w:rPr>
-      <w:t>Kanzlei Ahlers und Brinkmann | Sozialrechtliche Leistungsakte | Bearbeitungsstand Juli 2026</w:t>
+        <w:color w:val="5C6569"/>
+        <w:sz w:val="14"/>
+      </w:rPr>
+      <w:t>Matthiasstraße 44 · 54290 Trier</w:t>
+    </w:r>
+  </w:p>
+  <w:p>
+    <w:pPr>
+      <w:spacing w:after="0"/>
+    </w:pPr>
+    <w:r>
+      <w:rPr>
+        <w:rFonts w:ascii="Arial" w:hAnsi="Arial" w:eastAsia="Arial"/>
+        <w:b w:val="0"/>
+        <w:color w:val="5C6569"/>
+        <w:sz w:val="14"/>
+      </w:rPr>
+      <w:t>Telefon 0651 43688-0 · Telefax 0651 43688-19 · einsatz@porta-nigra-pflege.de</w:t>
+    </w:r>
+  </w:p>
+  <w:p>
+    <w:pPr>
+      <w:spacing w:after="0"/>
+    </w:pPr>
+    <w:r>
+      <w:rPr>
+        <w:rFonts w:ascii="Arial" w:hAnsi="Arial" w:eastAsia="Arial"/>
+        <w:b w:val="0"/>
+        <w:color w:val="5C6569"/>
+        <w:sz w:val="14"/>
+      </w:rPr>
+      <w:t>Geschäftsführung: Iris Hennen · IK 460502144 · Amtsgericht Trier HRB 44818</w:t>
     </w:r>
   </w:p>
 </w:hdr>
@@ -467,9 +1261,13 @@
     <w:name w:val="Normal"/>
     <w:qFormat/>
     <w:rsid w:val="00FC693F"/>
+    <w:pPr>
+      <w:spacing w:after="120" w:line="259" w:lineRule="auto"/>
+      <w:widowControl/>
+    </w:pPr>
     <w:rPr>
-      <w:rFonts w:ascii="Times New Roman" w:hAnsi="Times New Roman"/>
-      <w:sz w:val="22"/>
+      <w:rFonts w:ascii="Arial" w:hAnsi="Arial"/>
+      <w:sz w:val="21"/>
     </w:rPr>
   </w:style>
   <w:style w:type="paragraph" w:styleId="Header">
@@ -527,15 +1325,15 @@
     <w:pPr>
       <w:keepNext/>
       <w:keepLines/>
-      <w:spacing w:before="480" w:after="0"/>
+      <w:spacing w:before="200" w:after="120"/>
       <w:outlineLvl w:val="0"/>
     </w:pPr>
     <w:rPr>
-      <w:rFonts w:asciiTheme="majorHAnsi" w:eastAsiaTheme="majorEastAsia" w:hAnsiTheme="majorHAnsi" w:cstheme="majorBidi" w:ascii="Times New Roman" w:hAnsi="Times New Roman"/>
+      <w:rFonts w:asciiTheme="majorHAnsi" w:eastAsiaTheme="majorEastAsia" w:hAnsiTheme="majorHAnsi" w:cstheme="majorBidi" w:ascii="Arial" w:hAnsi="Arial"/>
       <w:b/>
       <w:bCs/>
-      <w:color w:val="365F91" w:themeColor="accent1" w:themeShade="BF"/>
-      <w:sz w:val="28"/>
+      <w:color w:val="173941"/>
+      <w:sz w:val="26"/>
       <w:szCs w:val="28"/>
     </w:rPr>
   </w:style>
@@ -551,15 +1349,15 @@
     <w:pPr>
       <w:keepNext/>
       <w:keepLines/>
-      <w:spacing w:before="200" w:after="0"/>
+      <w:spacing w:before="200" w:after="120"/>
       <w:outlineLvl w:val="1"/>
     </w:pPr>
     <w:rPr>
-      <w:rFonts w:asciiTheme="majorHAnsi" w:eastAsiaTheme="majorEastAsia" w:hAnsiTheme="majorHAnsi" w:cstheme="majorBidi" w:ascii="Times New Roman" w:hAnsi="Times New Roman"/>
+      <w:rFonts w:asciiTheme="majorHAnsi" w:eastAsiaTheme="majorEastAsia" w:hAnsiTheme="majorHAnsi" w:cstheme="majorBidi" w:ascii="Arial" w:hAnsi="Arial"/>
       <w:b/>
       <w:bCs/>
-      <w:color w:val="4F81BD" w:themeColor="accent1"/>
-      <w:sz w:val="24"/>
+      <w:color w:val="173941"/>
+      <w:sz w:val="22"/>
       <w:szCs w:val="26"/>
     </w:rPr>
   </w:style>
@@ -813,19 +1611,20 @@
     <w:qFormat/>
     <w:rsid w:val="00FC693F"/>
     <w:pPr>
+      <w:keepNext/>
       <w:pBdr>
         <w:bottom w:val="single" w:sz="8" w:space="4" w:color="4F81BD" w:themeColor="accent1"/>
       </w:pBdr>
-      <w:spacing w:after="300" w:line="240" w:lineRule="auto"/>
+      <w:spacing w:after="120" w:line="240" w:lineRule="auto" w:before="0"/>
       <w:contextualSpacing/>
     </w:pPr>
     <w:rPr>
-      <w:rFonts w:asciiTheme="majorHAnsi" w:eastAsiaTheme="majorEastAsia" w:hAnsiTheme="majorHAnsi" w:cstheme="majorBidi" w:ascii="Times New Roman" w:hAnsi="Times New Roman"/>
+      <w:rFonts w:asciiTheme="majorHAnsi" w:eastAsiaTheme="majorEastAsia" w:hAnsiTheme="majorHAnsi" w:cstheme="majorBidi" w:ascii="Arial" w:hAnsi="Arial"/>
       <w:b/>
-      <w:color w:val="17365D" w:themeColor="text2" w:themeShade="BF"/>
+      <w:color w:val="173941"/>
       <w:spacing w:val="5"/>
       <w:kern w:val="28"/>
-      <w:sz w:val="30"/>
+      <w:sz w:val="36"/>
       <w:szCs w:val="52"/>
     </w:rPr>
   </w:style>
